--- a/Cover_Letters/Shinoy_Amaris_Consulting____Part_of_Mantu_Senior_Consultant_System_Test_Cover_Letter.docx
+++ b/Cover_Letters/Shinoy_Amaris_Consulting____Part_of_Mantu_Senior_Consultant_System_Test_Cover_Letter.docx
@@ -14,7 +14,7 @@
     </w:p>
     <w:p>
       <w:r>
-        <w:t>October 01, 2026</w:t>
+        <w:t>October 23, 2026</w:t>
       </w:r>
     </w:p>
     <w:p>
@@ -35,12 +35,12 @@
     </w:p>
     <w:p>
       <w:r>
-        <w:t>Your opening for a Senior Consultant System Test closely matches my background in system verification, requirement analysis, and test design. Throughout my career across banking and healthcare domains, I have focused on translating system requirements into clear test cases and driving both manual and automated verification cycles. I have hands-on experience investigating defects, monitoring requirement coverage, and collaborating with cross-functional engineering teams to ensure release readiness.</w:t>
+        <w:t>Your focus on system verification for medical software and connected healthcare products caught my attention because of my extensive background in regulated industries. Throughout my career, I've spent over 8 years designing test plans, managing requirement traceability, and building automation frameworks with Java and Playwright. I also bring hands-on experience using tools like Gemini Code Assist to streamline test script generation and speed up verification cycles.</w:t>
       </w:r>
     </w:p>
     <w:p>
       <w:r>
-        <w:t>Additionally, I have experience using AI tooling such as Gemini Code Assist to streamline test generation and support efficient verification workflows.</w:t>
+        <w:t>I am comfortable collaborating with cross-functional engineering teams to investigate root causes and track defects through to resolution. Bringing a structured and practical approach to system testing, I am ready to contribute to your upcoming verification projects at Amaris Consulting.</w:t>
       </w:r>
     </w:p>
     <w:p>
